--- a/Releases/V4.0_Stable/Decoupe/26_Lorenzo_Pariset.docx
+++ b/Releases/V4.0_Stable/Decoupe/26_Lorenzo_Pariset.docx
@@ -275,66 +275,6 @@
     </w:p>
     <w:p>
       <w:pPr>
-        <w:spacing w:before="60" w:after="60" w:line="300" w:lineRule="auto"/>
-        <w:jc w:val="both"/>
-      </w:pPr>
-      <w:r>
-        <w:t xml:space="preserve">Italien d’une vieille famille vénète appauvrie. Le mariage avec Lola — fille de Pierre Bastien, l’industriel de l’acier — vous a permis de tenir votre rang sans humiliation. Lola vous aime, vous le lui rendez. Vous n’avez aucun secret compromettant ; aucun chantage de Léa.</w:t>
-      </w:r>
-    </w:p>
-    <w:p>
-      <w:pPr>
-        <w:spacing w:before="60" w:after="60" w:line="300" w:lineRule="auto"/>
-        <w:ind w:left="360"/>
-        <w:jc w:val="both"/>
-      </w:pPr>
-      <w:r>
-        <w:rPr>
-          <w:b/>
-          <w:bCs/>
-        </w:rPr>
-        <w:t xml:space="preserve">❧  CE QUE VOUS DITES — DISTRIBUÉ PAR ACTES  ❧</w:t>
-      </w:r>
-      <w:r>
-        <w:t xml:space="preserve"/>
-      </w:r>
-    </w:p>
-    <w:p>
-      <w:pPr>
-        <w:spacing w:before="60" w:after="60" w:line="300" w:lineRule="auto"/>
-        <w:ind w:left="360"/>
-        <w:jc w:val="both"/>
-      </w:pPr>
-      <w:r>
-        <w:rPr>
-          <w:b/>
-          <w:bCs/>
-        </w:rPr>
-        <w:t xml:space="preserve">ACTE I — Sur le toast : « Le toast s’est tenu sans incident notable, du moins pour qui ne savait pas qu’on y versait du poison. »</w:t>
-      </w:r>
-      <w:r>
-        <w:t xml:space="preserve"/>
-      </w:r>
-    </w:p>
-    <w:p>
-      <w:pPr>
-        <w:spacing w:before="60" w:after="60" w:line="300" w:lineRule="auto"/>
-        <w:ind w:left="360"/>
-        <w:jc w:val="both"/>
-      </w:pPr>
-      <w:r>
-        <w:rPr>
-          <w:b/>
-          <w:bCs/>
-        </w:rPr>
-        <w:t xml:space="preserve">ACTE II — Sur Monsieur Baptiste André (si Chloé évoque Plumeau) : « M. Plumeau ? Évidemment que c’est lui — j’expose ses caricatures à Milan depuis deux ans. Mais le démasquer n’a jamais été dans mes intentions : son trait vaut plus que sa réputation. »</w:t>
-      </w:r>
-      <w:r>
-        <w:t xml:space="preserve"/>
-      </w:r>
-    </w:p>
-    <w:p>
-      <w:pPr>
         <w:spacing w:before="240" w:after="100"/>
       </w:pPr>
       <w:r>
@@ -345,20 +285,200 @@
           <w:sz w:val="24"/>
           <w:szCs w:val="24"/>
         </w:rPr>
-        <w:t xml:space="preserve">ACTE II — Vu de la fenêtre : « De ma place près de la baie, j’ai vu le Duc Théodorette sortir précipitamment dans le couloir vers 17h13, l’air inquiet. » (Corrobore Maëlys, sans révéler d’indice neuf.)</w:t>
-      </w:r>
-    </w:p>
-    <w:p>
-      <w:pPr>
-        <w:spacing w:before="60" w:after="60" w:line="300" w:lineRule="auto"/>
-        <w:jc w:val="both"/>
-      </w:pPr>
-      <w:r>
-        <w:rPr>
-          <w:b/>
-          <w:bCs/>
-        </w:rPr>
-        <w:t xml:space="preserve">ACTE III — Sur Lord Gautier : « Lord Gautier a passé l’après-midi à se ronger les ongles. Sa veste brune et son pantalon beige étaient froissés comme s’il avait couru — un rendez-vous, je crois. »</w:t>
+        <w:t xml:space="preserve">❧  DEUX QUESTIONS RÉCURRENTES (Chloé peut les poser à tout convive)  ❧</w:t>
+      </w:r>
+    </w:p>
+    <w:p>
+      <w:pPr>
+        <w:spacing w:before="240" w:after="100"/>
+      </w:pPr>
+      <w:r>
+        <w:rPr>
+          <w:b/>
+          <w:bCs/>
+          <w:color w:val="5D4037"/>
+          <w:sz w:val="24"/>
+          <w:szCs w:val="24"/>
+        </w:rPr>
+        <w:t xml:space="preserve">Sur Léa : « Quelques soirées à Londres l’an dernier. Une connaissance, sans dette ni reproche. Sa mort me peine sincèrement. »</w:t>
+      </w:r>
+    </w:p>
+    <w:p>
+      <w:pPr>
+        <w:spacing w:before="240" w:after="100"/>
+      </w:pPr>
+      <w:r>
+        <w:rPr>
+          <w:b/>
+          <w:bCs/>
+          <w:color w:val="5D4037"/>
+          <w:sz w:val="24"/>
+          <w:szCs w:val="24"/>
+        </w:rPr>
+        <w:t xml:space="preserve">Sur quelque chose d’étrange peu avant sa mort : « Le Duc Théodorette est sorti précipitamment du salon vers 17h13, l’air inquiet. C’est ce qui m’a frappé. »</w:t>
+      </w:r>
+    </w:p>
+    <w:p>
+      <w:pPr>
+        <w:spacing w:before="240" w:after="100"/>
+      </w:pPr>
+      <w:r>
+        <w:rPr>
+          <w:b/>
+          <w:bCs/>
+          <w:color w:val="5D4037"/>
+          <w:sz w:val="24"/>
+          <w:szCs w:val="24"/>
+        </w:rPr>
+        <w:t xml:space="preserve">❧  VOTRE RESSENTI SUR LA JOURNÉE  ❧</w:t>
+      </w:r>
+    </w:p>
+    <w:p>
+      <w:pPr>
+        <w:spacing w:before="240" w:after="100"/>
+      </w:pPr>
+      <w:r>
+        <w:rPr>
+          <w:b/>
+          <w:bCs/>
+          <w:color w:val="5D4037"/>
+          <w:sz w:val="24"/>
+          <w:szCs w:val="24"/>
+        </w:rPr>
+        <w:t xml:space="preserve">« Triste. En italien, on dirait una perdita di lume — une perte de lumière. »</w:t>
+      </w:r>
+    </w:p>
+    <w:p>
+      <w:pPr>
+        <w:spacing w:before="240" w:after="100"/>
+      </w:pPr>
+      <w:r>
+        <w:rPr>
+          <w:b/>
+          <w:bCs/>
+          <w:color w:val="5D4037"/>
+          <w:sz w:val="24"/>
+          <w:szCs w:val="24"/>
+        </w:rPr>
+        <w:t xml:space="preserve">❧  SI VOUS NE SAVEZ PAS QUOI RÉPONDRE  ❧</w:t>
+      </w:r>
+    </w:p>
+    <w:p>
+      <w:pPr>
+        <w:spacing w:before="240" w:after="100"/>
+      </w:pPr>
+      <w:r>
+        <w:rPr>
+          <w:b/>
+          <w:bCs/>
+          <w:color w:val="5D4037"/>
+          <w:sz w:val="24"/>
+          <w:szCs w:val="24"/>
+        </w:rPr>
+        <w:t xml:space="preserve">Esquive type : « Si je ne sais pas, je ne suppose pas. Le bon dilettante connaît ses limites. »</w:t>
+      </w:r>
+    </w:p>
+    <w:p>
+      <w:pPr>
+        <w:spacing w:before="240" w:after="100"/>
+      </w:pPr>
+      <w:r>
+        <w:rPr>
+          <w:b/>
+          <w:bCs/>
+          <w:color w:val="5D4037"/>
+          <w:sz w:val="24"/>
+          <w:szCs w:val="24"/>
+        </w:rPr>
+        <w:t xml:space="preserve">Aucun chantage. Aucun secret. Vous parlez avec mesure.</w:t>
+      </w:r>
+    </w:p>
+    <w:p>
+      <w:pPr>
+        <w:spacing w:before="60" w:after="60" w:line="300" w:lineRule="auto"/>
+        <w:jc w:val="both"/>
+      </w:pPr>
+      <w:r>
+        <w:t xml:space="preserve">Italien d’une vieille famille vénète appauvrie. Le mariage avec Lola — fille de Pierre Bastien, l’industriel de l’acier — vous a permis de tenir votre rang sans humiliation. Lola vous aime, vous le lui rendez. Vous n’avez aucun secret compromettant ; aucun chantage de Léa.</w:t>
+      </w:r>
+    </w:p>
+    <w:p>
+      <w:pPr>
+        <w:spacing w:before="60" w:after="60" w:line="300" w:lineRule="auto"/>
+        <w:ind w:left="360"/>
+        <w:jc w:val="both"/>
+      </w:pPr>
+      <w:r>
+        <w:rPr>
+          <w:b/>
+          <w:bCs/>
+        </w:rPr>
+        <w:t xml:space="preserve">❧  CE QUE VOUS DITES — SELON CE QUE CHLOÉ DEMANDE  ❧</w:t>
+      </w:r>
+      <w:r>
+        <w:t xml:space="preserve"/>
+      </w:r>
+    </w:p>
+    <w:p>
+      <w:pPr>
+        <w:spacing w:before="60" w:after="60" w:line="300" w:lineRule="auto"/>
+        <w:ind w:left="360"/>
+        <w:jc w:val="both"/>
+      </w:pPr>
+      <w:r>
+        <w:rPr>
+          <w:b/>
+          <w:bCs/>
+        </w:rPr>
+        <w:t xml:space="preserve">Sur le toast : « Le toast s’est tenu sans incident notable, du moins pour qui ne savait pas qu’on y versait du poison. »</w:t>
+      </w:r>
+      <w:r>
+        <w:t xml:space="preserve"/>
+      </w:r>
+    </w:p>
+    <w:p>
+      <w:pPr>
+        <w:spacing w:before="60" w:after="60" w:line="300" w:lineRule="auto"/>
+        <w:ind w:left="360"/>
+        <w:jc w:val="both"/>
+      </w:pPr>
+      <w:r>
+        <w:rPr>
+          <w:b/>
+          <w:bCs/>
+        </w:rPr>
+        <w:t xml:space="preserve">Sur Monsieur Baptiste André (si Chloé évoque Plumeau) : « M. Plumeau ? Évidemment que c’est lui — j’expose ses caricatures à Milan depuis deux ans. Mais le démasquer n’a jamais été dans mes intentions : son trait vaut plus que sa réputation. »</w:t>
+      </w:r>
+      <w:r>
+        <w:t xml:space="preserve"/>
+      </w:r>
+    </w:p>
+    <w:p>
+      <w:pPr>
+        <w:spacing w:before="240" w:after="100"/>
+      </w:pPr>
+      <w:r>
+        <w:rPr>
+          <w:b/>
+          <w:bCs/>
+          <w:color w:val="5D4037"/>
+          <w:sz w:val="24"/>
+          <w:szCs w:val="24"/>
+        </w:rPr>
+        <w:t xml:space="preserve">Vu de la fenêtre : « De ma place près de la baie, j’ai vu le Duc Théodorette sortir précipitamment dans le couloir vers 17h13, l’air inquiet. » (Corrobore Maëlys, sans révéler d’indice neuf.)</w:t>
+      </w:r>
+    </w:p>
+    <w:p>
+      <w:pPr>
+        <w:spacing w:before="60" w:after="60" w:line="300" w:lineRule="auto"/>
+        <w:jc w:val="both"/>
+      </w:pPr>
+      <w:r>
+        <w:rPr>
+          <w:b/>
+          <w:bCs/>
+        </w:rPr>
+        <w:t xml:space="preserve">Sur Lord Gautier : « Lord Gautier a passé l’après-midi à se ronger les ongles. Sa veste brune et son pantalon beige étaient froissés comme s’il avait couru — un rendez-vous, je crois. »</w:t>
       </w:r>
       <w:r>
         <w:t xml:space="preserve"/>

--- a/Releases/V4.0_Stable/Decoupe/26_Lorenzo_Pariset.docx
+++ b/Releases/V4.0_Stable/Decoupe/26_Lorenzo_Pariset.docx
@@ -400,6 +400,141 @@
       </w:pPr>
       <w:r>
         <w:t xml:space="preserve">Italien d’une vieille famille vénète appauvrie. Le mariage avec Lola — fille de Pierre Bastien, l’industriel de l’acier — vous a permis de tenir votre rang sans humiliation. Lola vous aime, vous le lui rendez. Vous n’avez aucun secret compromettant ; aucun chantage de Léa.</w:t>
+      </w:r>
+    </w:p>
+    <w:p>
+      <w:pPr>
+        <w:spacing w:before="60" w:after="60" w:line="300" w:lineRule="auto"/>
+        <w:jc w:val="both"/>
+      </w:pPr>
+      <w:r>
+        <w:t xml:space="preserve">❧  POUR ENRICHIR VOS RÉPONSES — petit monde, opinions, voix intérieure  ❧</w:t>
+      </w:r>
+    </w:p>
+    <w:p>
+      <w:pPr>
+        <w:spacing w:before="60" w:after="60" w:line="300" w:lineRule="auto"/>
+        <w:jc w:val="both"/>
+      </w:pPr>
+      <w:r>
+        <w:t xml:space="preserve">(Guidelines pour les questions banales — ce sont des points de départ, adaptez à votre style.)</w:t>
+      </w:r>
+    </w:p>
+    <w:p>
+      <w:pPr>
+        <w:spacing w:before="60" w:after="60" w:line="300" w:lineRule="auto"/>
+        <w:jc w:val="both"/>
+      </w:pPr>
+      <w:r>
+        <w:t xml:space="preserve">Votre vie quotidienne : Mécène italien. Galerie d'art moderne à Milan (via Brera) ; pied-à-terre à Paris, place des Vosges. Pas de profession au sens strict — vous vivez de la fortune Bastien et de votre nom.</w:t>
+      </w:r>
+    </w:p>
+    <w:p>
+      <w:pPr>
+        <w:spacing w:before="60" w:after="60" w:line="300" w:lineRule="auto"/>
+        <w:jc w:val="both"/>
+      </w:pPr>
+      <w:r>
+        <w:t xml:space="preserve">Vos goûts (à servir si la conversation est culture/loisirs) : La peinture moderne (vous exposez Baptiste, et beaucoup d'autres), les cigares toscans, les opéras de Puccini.</w:t>
+      </w:r>
+    </w:p>
+    <w:p>
+      <w:pPr>
+        <w:spacing w:before="60" w:after="60" w:line="300" w:lineRule="auto"/>
+        <w:jc w:val="both"/>
+      </w:pPr>
+      <w:r>
+        <w:t xml:space="preserve">❧  OPINIONS COURTES sur d'autres convives (à servir si on en parle)  ❧</w:t>
+      </w:r>
+    </w:p>
+    <w:p>
+      <w:pPr>
+        <w:spacing w:before="60" w:after="60" w:line="300" w:lineRule="auto"/>
+        <w:jc w:val="both"/>
+      </w:pPr>
+      <w:r>
+        <w:t xml:space="preserve">• Sur la Comtesse Lola (votre épouse) : « Lola. Ma boussole. Ne dites rien contre elle. »</w:t>
+      </w:r>
+    </w:p>
+    <w:p>
+      <w:pPr>
+        <w:spacing w:before="60" w:after="60" w:line="300" w:lineRule="auto"/>
+        <w:jc w:val="both"/>
+      </w:pPr>
+      <w:r>
+        <w:t xml:space="preserve">• Sur le Duc Théodorette : « Une connaissance diplomatique. Nos familles partagent une lointaine racine. »</w:t>
+      </w:r>
+    </w:p>
+    <w:p>
+      <w:pPr>
+        <w:spacing w:before="60" w:after="60" w:line="300" w:lineRule="auto"/>
+        <w:jc w:val="both"/>
+      </w:pPr>
+      <w:r>
+        <w:t xml:space="preserve">• Sur Monsieur Baptiste André : « Un grand caricaturiste. Je l'expose à Milan. »</w:t>
+      </w:r>
+    </w:p>
+    <w:p>
+      <w:pPr>
+        <w:spacing w:before="60" w:after="60" w:line="300" w:lineRule="auto"/>
+        <w:jc w:val="both"/>
+      </w:pPr>
+      <w:r>
+        <w:t xml:space="preserve">• Sur Lady Léa : « Quelques soirées à Londres l'an dernier. Sans dette ni reproche. »</w:t>
+      </w:r>
+    </w:p>
+    <w:p>
+      <w:pPr>
+        <w:spacing w:before="60" w:after="60" w:line="300" w:lineRule="auto"/>
+        <w:jc w:val="both"/>
+      </w:pPr>
+      <w:r>
+        <w:t xml:space="preserve">❧  PHRASES TOUTES-PRÊTES (pour ne jamais être à court)  ❧</w:t>
+      </w:r>
+    </w:p>
+    <w:p>
+      <w:pPr>
+        <w:spacing w:before="60" w:after="60" w:line="300" w:lineRule="auto"/>
+        <w:jc w:val="both"/>
+      </w:pPr>
+      <w:r>
+        <w:t xml:space="preserve">— « En italien, on dit : &lt;i&gt;chi va piano, va sano&lt;/i&gt;. La hâte n'arrange rien. »</w:t>
+      </w:r>
+    </w:p>
+    <w:p>
+      <w:pPr>
+        <w:spacing w:before="60" w:after="60" w:line="300" w:lineRule="auto"/>
+        <w:jc w:val="both"/>
+      </w:pPr>
+      <w:r>
+        <w:t xml:space="preserve">— « Vous fumez ? J'ai des toscans dans ma poche. »</w:t>
+      </w:r>
+    </w:p>
+    <w:p>
+      <w:pPr>
+        <w:spacing w:before="60" w:after="60" w:line="300" w:lineRule="auto"/>
+        <w:jc w:val="both"/>
+      </w:pPr>
+      <w:r>
+        <w:t xml:space="preserve">❧  VOTRE VOIX INTÉRIEURE (à ne PAS dire — mais à laisser influencer votre ton)  ❧</w:t>
+      </w:r>
+    </w:p>
+    <w:p>
+      <w:pPr>
+        <w:spacing w:before="60" w:after="60" w:line="300" w:lineRule="auto"/>
+        <w:jc w:val="both"/>
+      </w:pPr>
+      <w:r>
+        <w:t xml:space="preserve">• « Théodorette est sorti à 17h13 — il avait quelque chose dans le regard. Cela m'a frappé sans que je comprenne pourquoi. »</w:t>
+      </w:r>
+    </w:p>
+    <w:p>
+      <w:pPr>
+        <w:spacing w:before="60" w:after="60" w:line="300" w:lineRule="auto"/>
+        <w:jc w:val="both"/>
+      </w:pPr>
+      <w:r>
+        <w:t xml:space="preserve">• « Léa savait tant de choses sur tout le monde. Sa mort va dénouer plus de fils qu'elle n'en savait. »</w:t>
       </w:r>
     </w:p>
     <w:p>
